--- a/public/cv/Maciej_Sufa_CV_EN.docx
+++ b/public/cv/Maciej_Sufa_CV_EN.docx
@@ -96,7 +96,7 @@
                 <w:sz w:val="18"/>
                 <w:szCs w:val="18"/>
               </w:rPr>
-              <w:t xml:space="preserve">AI Process &amp; Automation Specialist</w:t>
+              <w:t xml:space="preserve">Social Media Content Creator (AI-powered)</w:t>
             </w:r>
           </w:p>
           <w:p>
@@ -235,6 +235,99 @@
                 <w:sz w:val="18"/>
                 <w:szCs w:val="18"/>
               </w:rPr>
+              <w:t xml:space="preserve">Content &amp; social media</w:t>
+            </w:r>
+          </w:p>
+          <w:p>
+            <w:pPr>
+              <w:spacing w:after="20"/>
+            </w:pPr>
+            <w:r>
+              <w:rPr>
+                <w:color w:val="B8B5AD"/>
+                <w:sz w:val="17"/>
+                <w:szCs w:val="17"/>
+              </w:rPr>
+              <w:t xml:space="preserve">· CapCut Pro · DaVinci Resolve · ffmpeg</w:t>
+            </w:r>
+          </w:p>
+          <w:p>
+            <w:pPr>
+              <w:spacing w:after="20"/>
+            </w:pPr>
+            <w:r>
+              <w:rPr>
+                <w:color w:val="B8B5AD"/>
+                <w:sz w:val="17"/>
+                <w:szCs w:val="17"/>
+              </w:rPr>
+              <w:t xml:space="preserve">· Canva · GPT-Image · Midjourney</w:t>
+            </w:r>
+          </w:p>
+          <w:p>
+            <w:pPr>
+              <w:spacing w:after="20"/>
+            </w:pPr>
+            <w:r>
+              <w:rPr>
+                <w:color w:val="B8B5AD"/>
+                <w:sz w:val="17"/>
+                <w:szCs w:val="17"/>
+              </w:rPr>
+              <w:t xml:space="preserve">· Meta Business Suite</w:t>
+            </w:r>
+          </w:p>
+          <w:p>
+            <w:pPr>
+              <w:spacing w:after="20"/>
+            </w:pPr>
+            <w:r>
+              <w:rPr>
+                <w:color w:val="B8B5AD"/>
+                <w:sz w:val="17"/>
+                <w:szCs w:val="17"/>
+              </w:rPr>
+              <w:t xml:space="preserve">· Scripts · storyboards · copy editing</w:t>
+            </w:r>
+          </w:p>
+          <w:p>
+            <w:pPr>
+              <w:spacing w:after="20"/>
+            </w:pPr>
+            <w:r>
+              <w:rPr>
+                <w:color w:val="B8B5AD"/>
+                <w:sz w:val="17"/>
+                <w:szCs w:val="17"/>
+              </w:rPr>
+              <w:t xml:space="preserve">· Content calendar · trends · analytics</w:t>
+            </w:r>
+          </w:p>
+          <w:p>
+            <w:pPr>
+              <w:spacing w:after="20"/>
+            </w:pPr>
+            <w:r>
+              <w:rPr>
+                <w:color w:val="B8B5AD"/>
+                <w:sz w:val="17"/>
+                <w:szCs w:val="17"/>
+              </w:rPr>
+              <w:t xml:space="preserve">· On-camera presence</w:t>
+            </w:r>
+          </w:p>
+          <w:p>
+            <w:pPr>
+              <w:spacing w:after="40" w:before="80"/>
+            </w:pPr>
+            <w:r>
+              <w:rPr>
+                <w:b/>
+                <w:bCs/>
+                <w:color w:val="E8E2D4"/>
+                <w:sz w:val="18"/>
+                <w:szCs w:val="18"/>
+              </w:rPr>
               <w:t xml:space="preserve">AI &amp; automation</w:t>
             </w:r>
           </w:p>
@@ -287,7 +380,7 @@
                 <w:sz w:val="17"/>
                 <w:szCs w:val="17"/>
               </w:rPr>
-              <w:t xml:space="preserve">· AI audits</w:t>
+              <w:t xml:space="preserve">· End-to-end video pipeline</w:t>
             </w:r>
           </w:p>
           <w:p>
@@ -315,7 +408,7 @@
                 <w:sz w:val="18"/>
                 <w:szCs w:val="18"/>
               </w:rPr>
-              <w:t xml:space="preserve">Development</w:t>
+              <w:t xml:space="preserve">Development · soft</w:t>
             </w:r>
           </w:p>
           <w:p>
@@ -341,20 +434,7 @@
                 <w:sz w:val="17"/>
                 <w:szCs w:val="17"/>
               </w:rPr>
-              <w:t xml:space="preserve">· Python · Tailwind</w:t>
-            </w:r>
-          </w:p>
-          <w:p>
-            <w:pPr>
-              <w:spacing w:after="20"/>
-            </w:pPr>
-            <w:r>
-              <w:rPr>
-                <w:color w:val="B8B5AD"/>
-                <w:sz w:val="17"/>
-                <w:szCs w:val="17"/>
-              </w:rPr>
-              <w:t xml:space="preserve">· No-code + AI</w:t>
+              <w:t xml:space="preserve">· Python · No-code + AI</w:t>
             </w:r>
           </w:p>
           <w:p>
@@ -372,69 +452,15 @@
           </w:p>
           <w:p>
             <w:pPr>
-              <w:spacing w:after="40" w:before="80"/>
-            </w:pPr>
-            <w:r>
-              <w:rPr>
-                <w:b/>
-                <w:bCs/>
-                <w:color w:val="E8E2D4"/>
-                <w:sz w:val="18"/>
-                <w:szCs w:val="18"/>
-              </w:rPr>
-              <w:t xml:space="preserve">Production · soft</w:t>
-            </w:r>
-          </w:p>
-          <w:p>
-            <w:pPr>
-              <w:spacing w:after="20"/>
-            </w:pPr>
-            <w:r>
-              <w:rPr>
-                <w:color w:val="B8B5AD"/>
-                <w:sz w:val="17"/>
-                <w:szCs w:val="17"/>
-              </w:rPr>
-              <w:t xml:space="preserve">· Social media automation</w:t>
-            </w:r>
-          </w:p>
-          <w:p>
-            <w:pPr>
-              <w:spacing w:after="20"/>
-            </w:pPr>
-            <w:r>
-              <w:rPr>
-                <w:color w:val="B8B5AD"/>
-                <w:sz w:val="17"/>
-                <w:szCs w:val="17"/>
-              </w:rPr>
-              <w:t xml:space="preserve">· Video pipeline</w:t>
-            </w:r>
-          </w:p>
-          <w:p>
-            <w:pPr>
-              <w:spacing w:after="20"/>
-            </w:pPr>
-            <w:r>
-              <w:rPr>
-                <w:color w:val="B8B5AD"/>
-                <w:sz w:val="17"/>
-                <w:szCs w:val="17"/>
-              </w:rPr>
-              <w:t xml:space="preserve">· Client communication</w:t>
-            </w:r>
-          </w:p>
-          <w:p>
-            <w:pPr>
-              <w:spacing w:after="20"/>
-            </w:pPr>
-            <w:r>
-              <w:rPr>
-                <w:color w:val="B8B5AD"/>
-                <w:sz w:val="17"/>
-                <w:szCs w:val="17"/>
-              </w:rPr>
-              <w:t xml:space="preserve">· Deployments · training</w:t>
+              <w:spacing w:after="20"/>
+            </w:pPr>
+            <w:r>
+              <w:rPr>
+                <w:color w:val="B8B5AD"/>
+                <w:sz w:val="17"/>
+                <w:szCs w:val="17"/>
+              </w:rPr>
+              <w:t xml:space="preserve">· Client communication · training</w:t>
             </w:r>
           </w:p>
           <w:p>
@@ -510,7 +536,7 @@
                 <w:sz w:val="20"/>
                 <w:szCs w:val="20"/>
               </w:rPr>
-              <w:t xml:space="preserve">I audit and automate business processes with AI — apps, integrations and solutions that remove repetitive work. I design AI-agent systems, automations (n8n, Python, MCP) and social media pipelines. Audit → prototype → deployment. Business background: 3 years in premium customer service (Domoteka showroom) plus stage experience (theatre, film, workshops) help me translate technology into business language. Open to employment or B2B — registered sole proprietorship. Remote · PL/EU.</w:t>
+              <w:t xml:space="preserve">I create social media content end-to-end: scripts and copy editing, video (CapCut Pro, DaVinci Resolve, ffmpeg), graphics and thumbnails (Canva, GPT-Image), and a content calendar driven by trends and analytics. I run my own channels (YT/IG/FB) on a custom automated pipeline with AI agents — case study: Metoda Sufy. Technical backbone: automations (n8n, Python, APIs) and web apps. 17 years as a professional actor — incl. a lead role in the crime series "Gliniarze" (Polsat) — fully at ease on mic and lens. Open to employment or B2B — registered sole proprietorship. Remote · PL/EU.</w:t>
             </w:r>
           </w:p>
           <w:p>
@@ -540,7 +566,7 @@
                 <w:sz w:val="22"/>
                 <w:szCs w:val="22"/>
               </w:rPr>
-              <w:t xml:space="preserve">Co-founder · Asistel</w:t>
+              <w:t xml:space="preserve">Content Creator &amp; Founder · Studio AI — Metoda Sufy</w:t>
             </w:r>
             <w:r>
               <w:rPr>
@@ -548,7 +574,7 @@
                 <w:sz w:val="18"/>
                 <w:szCs w:val="18"/>
               </w:rPr>
-              <w:t xml:space="preserve">	2026 – present</w:t>
+              <w:t xml:space="preserve">	2025 – present</w:t>
             </w:r>
           </w:p>
           <w:p>
@@ -563,43 +589,43 @@
                 <w:sz w:val="18"/>
                 <w:szCs w:val="18"/>
               </w:rPr>
-              <w:t xml:space="preserve">AI platform for pharmacies and multi-branch companies (asistel.pl) — 3-person experienced team</w:t>
-            </w:r>
-          </w:p>
-          <w:p>
-            <w:pPr>
-              <w:spacing w:after="60"/>
-            </w:pPr>
-            <w:r>
-              <w:rPr>
-                <w:sz w:val="20"/>
-                <w:szCs w:val="20"/>
-              </w:rPr>
-              <w:t xml:space="preserve">• Product, AI layer (dialog, tickets) and client communication; team and process management panel</w:t>
-            </w:r>
-          </w:p>
-          <w:p>
-            <w:pPr>
-              <w:spacing w:after="60"/>
-            </w:pPr>
-            <w:r>
-              <w:rPr>
-                <w:sz w:val="20"/>
-                <w:szCs w:val="20"/>
-              </w:rPr>
-              <w:t xml:space="preserve">• Asistel PWA: speech-to-text voice notes — one-tap recording, saved as text; pharmacists work hands-free</w:t>
-            </w:r>
-          </w:p>
-          <w:p>
-            <w:pPr>
-              <w:spacing w:after="60"/>
-            </w:pPr>
-            <w:r>
-              <w:rPr>
-                <w:sz w:val="20"/>
-                <w:szCs w:val="20"/>
-              </w:rPr>
-              <w:t xml:space="preserve">• Voice agent handling calls — code review and shared approval in the team</w:t>
+              <w:t xml:space="preserve">Personal brand run as a content studio: YouTube, Instagram, Facebook — full cycle from idea to publication</w:t>
+            </w:r>
+          </w:p>
+          <w:p>
+            <w:pPr>
+              <w:spacing w:after="60"/>
+            </w:pPr>
+            <w:r>
+              <w:rPr>
+                <w:sz w:val="20"/>
+                <w:szCs w:val="20"/>
+              </w:rPr>
+              <w:t xml:space="preserve">• End-to-end video production: script → voiceover/recording → editing (CapCut Pro, ffmpeg, DaVinci Resolve) → thumbnails and hook frames (GPT-Image, Canva) → publishing</w:t>
+            </w:r>
+          </w:p>
+          <w:p>
+            <w:pPr>
+              <w:spacing w:after="60"/>
+            </w:pPr>
+            <w:r>
+              <w:rPr>
+                <w:sz w:val="20"/>
+                <w:szCs w:val="20"/>
+              </w:rPr>
+              <w:t xml:space="preserve">• Custom automated pipeline with AI agents: trend radar, post-resonance analytics, content calendar, publishing queue (n8n, VPS)</w:t>
+            </w:r>
+          </w:p>
+          <w:p>
+            <w:pPr>
+              <w:spacing w:after="60"/>
+            </w:pPr>
+            <w:r>
+              <w:rPr>
+                <w:sz w:val="20"/>
+                <w:szCs w:val="20"/>
+              </w:rPr>
+              <w:t xml:space="preserve">• Polish copywriting and editing: posts, carousels, hooks, e-mail sequences; selling my own ebook</w:t>
             </w:r>
           </w:p>
           <w:p>
@@ -613,7 +639,7 @@
                 <w:sz w:val="22"/>
                 <w:szCs w:val="22"/>
               </w:rPr>
-              <w:t xml:space="preserve">Founder &amp; AI Solutions Builder · LEV</w:t>
+              <w:t xml:space="preserve">Co-founder · Asistel</w:t>
             </w:r>
             <w:r>
               <w:rPr>
@@ -621,7 +647,7 @@
                 <w:sz w:val="18"/>
                 <w:szCs w:val="18"/>
               </w:rPr>
-              <w:t xml:space="preserve">	2025 – present</w:t>
+              <w:t xml:space="preserve">	2026 – present</w:t>
             </w:r>
           </w:p>
           <w:p>
@@ -636,6 +662,79 @@
                 <w:sz w:val="18"/>
                 <w:szCs w:val="18"/>
               </w:rPr>
+              <w:t xml:space="preserve">AI platform for pharmacies and multi-branch companies (asistel.pl) — 3-person experienced team</w:t>
+            </w:r>
+          </w:p>
+          <w:p>
+            <w:pPr>
+              <w:spacing w:after="60"/>
+            </w:pPr>
+            <w:r>
+              <w:rPr>
+                <w:sz w:val="20"/>
+                <w:szCs w:val="20"/>
+              </w:rPr>
+              <w:t xml:space="preserve">• Product, AI layer (dialog, tickets) and client communication; team and process management panel</w:t>
+            </w:r>
+          </w:p>
+          <w:p>
+            <w:pPr>
+              <w:spacing w:after="60"/>
+            </w:pPr>
+            <w:r>
+              <w:rPr>
+                <w:sz w:val="20"/>
+                <w:szCs w:val="20"/>
+              </w:rPr>
+              <w:t xml:space="preserve">• Asistel PWA: speech-to-text voice notes — one-tap recording, saved as text; pharmacists work hands-free</w:t>
+            </w:r>
+          </w:p>
+          <w:p>
+            <w:pPr>
+              <w:spacing w:after="60"/>
+            </w:pPr>
+            <w:r>
+              <w:rPr>
+                <w:sz w:val="20"/>
+                <w:szCs w:val="20"/>
+              </w:rPr>
+              <w:t xml:space="preserve">• Voice agent handling calls — code review and shared approval in the team</w:t>
+            </w:r>
+          </w:p>
+          <w:p>
+            <w:pPr>
+              <w:spacing w:after="40" w:before="120"/>
+            </w:pPr>
+            <w:r>
+              <w:rPr>
+                <w:b/>
+                <w:bCs/>
+                <w:sz w:val="22"/>
+                <w:szCs w:val="22"/>
+              </w:rPr>
+              <w:t xml:space="preserve">Founder &amp; AI Solutions Builder · LEV</w:t>
+            </w:r>
+            <w:r>
+              <w:rPr>
+                <w:color w:val="6B6558"/>
+                <w:sz w:val="18"/>
+                <w:szCs w:val="18"/>
+              </w:rPr>
+              <w:t xml:space="preserve">	2025 – present</w:t>
+            </w:r>
+          </w:p>
+          <w:p>
+            <w:pPr>
+              <w:spacing w:after="80"/>
+            </w:pPr>
+            <w:r>
+              <w:rPr>
+                <w:i/>
+                <w:iCs/>
+                <w:color w:val="6B6558"/>
+                <w:sz w:val="18"/>
+                <w:szCs w:val="18"/>
+              </w:rPr>
               <w:t xml:space="preserve">Independent practice — AI solutions for business</w:t>
             </w:r>
           </w:p>
@@ -689,6 +788,27 @@
                 <w:szCs w:val="22"/>
               </w:rPr>
               <w:t xml:space="preserve">Selected Projects</w:t>
+            </w:r>
+          </w:p>
+          <w:p>
+            <w:pPr>
+              <w:spacing w:after="60"/>
+            </w:pPr>
+            <w:r>
+              <w:rPr>
+                <w:b/>
+                <w:bCs/>
+                <w:sz w:val="20"/>
+                <w:szCs w:val="20"/>
+              </w:rPr>
+              <w:t xml:space="preserve">Metoda Sufy — living portfolio</w:t>
+            </w:r>
+            <w:r>
+              <w:rPr>
+                <w:sz w:val="19"/>
+                <w:szCs w:val="19"/>
+              </w:rPr>
+              <w:t xml:space="preserve"> — YT/IG/FB channels run on my own automated content studio: long-form video and Reels, carousels, ebook — full reach and engagement metrics available on request</w:t>
             </w:r>
           </w:p>
           <w:p>

--- a/public/cv/Maciej_Sufa_CV_EN.docx
+++ b/public/cv/Maciej_Sufa_CV_EN.docx
@@ -536,7 +536,7 @@
                 <w:sz w:val="20"/>
                 <w:szCs w:val="20"/>
               </w:rPr>
-              <w:t xml:space="preserve">I create social media content end-to-end: scripts and copy editing, video (CapCut Pro, DaVinci Resolve, ffmpeg), graphics and thumbnails (Canva, GPT-Image), and a content calendar driven by trends and analytics. I run my own channels (YT/IG/FB) on a custom automated pipeline with AI agents — case study: Metoda Sufy. Technical backbone: automations (n8n, Python, APIs) and web apps. 17 years as a professional actor — incl. a lead role in the crime series "Gliniarze" (Polsat) — fully at ease on mic and lens. Open to employment or B2B — registered sole proprietorship. Remote · PL/EU.</w:t>
+              <w:t xml:space="preserve">I create social media content end-to-end: scripts and copy editing, video (CapCut Pro, DaVinci Resolve, ffmpeg), graphics and thumbnails (Canva, GPT-Image), and a content calendar driven by trends and analytics. I run my own channels (YT/IG/FB) on a custom automated pipeline with AI agents — case study: Metoda Sufy. Technical backbone: automations (n8n, Python, APIs) and web apps. 17 years as a professional actor — incl. a lead role in the crime series "Gliniarze" (Polsat) — fully at ease on mic and lens. Co-founder of Tercet Labs. Open to employment or B2B — registered sole proprietorship. Remote · PL/EU.</w:t>
             </w:r>
           </w:p>
           <w:p>
@@ -566,7 +566,7 @@
                 <w:sz w:val="22"/>
                 <w:szCs w:val="22"/>
               </w:rPr>
-              <w:t xml:space="preserve">Content Creator &amp; Founder · Studio AI — Metoda Sufy</w:t>
+              <w:t xml:space="preserve">Co-founder · Tercet Labs sp. z o.o.</w:t>
             </w:r>
             <w:r>
               <w:rPr>
@@ -574,7 +574,7 @@
                 <w:sz w:val="18"/>
                 <w:szCs w:val="18"/>
               </w:rPr>
-              <w:t xml:space="preserve">	2025 – present</w:t>
+              <w:t xml:space="preserve">	2026 – present</w:t>
             </w:r>
           </w:p>
           <w:p>
@@ -589,7 +589,7 @@
                 <w:sz w:val="18"/>
                 <w:szCs w:val="18"/>
               </w:rPr>
-              <w:t xml:space="preserve">Personal brand run as a content studio: YouTube, Instagram, Facebook — full cycle from idea to publication</w:t>
+              <w:t xml:space="preserve">A company that brings AI into businesses together with their teams (tercetlabs.pl). Our products include Asistel, a voice assistant for pharmacies (asistel.pl)</w:t>
             </w:r>
           </w:p>
           <w:p>
@@ -601,7 +601,7 @@
                 <w:sz w:val="20"/>
                 <w:szCs w:val="20"/>
               </w:rPr>
-              <w:t xml:space="preserve">• End-to-end video production: script → voiceover/recording → editing (CapCut Pro, ffmpeg, DaVinci Resolve) → thumbnails and hook frames (GPT-Image, Canva) → publishing</w:t>
+              <w:t xml:space="preserve">• Product, AI layer (dialog, tickets) and client communication; team and process management panel</w:t>
             </w:r>
           </w:p>
           <w:p>
@@ -613,7 +613,7 @@
                 <w:sz w:val="20"/>
                 <w:szCs w:val="20"/>
               </w:rPr>
-              <w:t xml:space="preserve">• Custom automated pipeline with AI agents: trend radar, post-resonance analytics, content calendar, publishing queue (n8n, VPS)</w:t>
+              <w:t xml:space="preserve">• Asistel PWA: speech-to-text voice notes — one-tap recording, saved as text; pharmacists work hands-free</w:t>
             </w:r>
           </w:p>
           <w:p>
@@ -625,7 +625,7 @@
                 <w:sz w:val="20"/>
                 <w:szCs w:val="20"/>
               </w:rPr>
-              <w:t xml:space="preserve">• Polish copywriting and editing: posts, carousels, hooks, e-mail sequences; selling my own ebook</w:t>
+              <w:t xml:space="preserve">• Voice agent handling calls — code review and shared approval in the team</w:t>
             </w:r>
           </w:p>
           <w:p>
@@ -639,7 +639,7 @@
                 <w:sz w:val="22"/>
                 <w:szCs w:val="22"/>
               </w:rPr>
-              <w:t xml:space="preserve">Co-founder · Asistel</w:t>
+              <w:t xml:space="preserve">Content Creator &amp; Founder · Studio AI — Metoda Sufy</w:t>
             </w:r>
             <w:r>
               <w:rPr>
@@ -647,7 +647,7 @@
                 <w:sz w:val="18"/>
                 <w:szCs w:val="18"/>
               </w:rPr>
-              <w:t xml:space="preserve">	2026 – present</w:t>
+              <w:t xml:space="preserve">	2025 – present</w:t>
             </w:r>
           </w:p>
           <w:p>
@@ -662,7 +662,7 @@
                 <w:sz w:val="18"/>
                 <w:szCs w:val="18"/>
               </w:rPr>
-              <w:t xml:space="preserve">AI platform for pharmacies and multi-branch companies (asistel.pl) — 3-person experienced team</w:t>
+              <w:t xml:space="preserve">Personal brand run as a content studio: YouTube, Instagram, Facebook — full cycle from idea to publication</w:t>
             </w:r>
           </w:p>
           <w:p>
@@ -674,7 +674,7 @@
                 <w:sz w:val="20"/>
                 <w:szCs w:val="20"/>
               </w:rPr>
-              <w:t xml:space="preserve">• Product, AI layer (dialog, tickets) and client communication; team and process management panel</w:t>
+              <w:t xml:space="preserve">• End-to-end video production: script → voiceover/recording → editing (CapCut Pro, ffmpeg, DaVinci Resolve) → thumbnails and hook frames (GPT-Image, Canva) → publishing</w:t>
             </w:r>
           </w:p>
           <w:p>
@@ -686,7 +686,7 @@
                 <w:sz w:val="20"/>
                 <w:szCs w:val="20"/>
               </w:rPr>
-              <w:t xml:space="preserve">• Asistel PWA: speech-to-text voice notes — one-tap recording, saved as text; pharmacists work hands-free</w:t>
+              <w:t xml:space="preserve">• Custom automated pipeline with AI agents: trend radar, post-resonance analytics, content calendar, publishing queue (n8n, VPS)</w:t>
             </w:r>
           </w:p>
           <w:p>
@@ -698,7 +698,7 @@
                 <w:sz w:val="20"/>
                 <w:szCs w:val="20"/>
               </w:rPr>
-              <w:t xml:space="preserve">• Voice agent handling calls — code review and shared approval in the team</w:t>
+              <w:t xml:space="preserve">• Polish copywriting and editing: posts, carousels, hooks, e-mail sequences; selling my own ebook</w:t>
             </w:r>
           </w:p>
           <w:p>
@@ -712,7 +712,7 @@
                 <w:sz w:val="22"/>
                 <w:szCs w:val="22"/>
               </w:rPr>
-              <w:t xml:space="preserve">Founder &amp; AI Solutions Builder · LEV</w:t>
+              <w:t xml:space="preserve">Founder · LEV</w:t>
             </w:r>
             <w:r>
               <w:rPr>
@@ -735,7 +735,7 @@
                 <w:sz w:val="18"/>
                 <w:szCs w:val="18"/>
               </w:rPr>
-              <w:t xml:space="preserve">Independent practice — AI solutions for business</w:t>
+              <w:t xml:space="preserve">My practice: content and social media for companies</w:t>
             </w:r>
           </w:p>
           <w:p>
@@ -747,7 +747,7 @@
                 <w:sz w:val="20"/>
                 <w:szCs w:val="20"/>
               </w:rPr>
-              <w:t xml:space="preserve">• Audit → prototype → deployment: automations, apps, websites, API integrations</w:t>
+              <w:t xml:space="preserve">• Content for companies from idea to publication: scripts, video, graphics and thumbnails, content calendar</w:t>
             </w:r>
           </w:p>
           <w:p>
@@ -759,19 +759,7 @@
                 <w:sz w:val="20"/>
                 <w:szCs w:val="20"/>
               </w:rPr>
-              <w:t xml:space="preserve">• ExoVault (exovault.co) as a work tool: encrypted AI agent memory, task organization and team communication</w:t>
-            </w:r>
-          </w:p>
-          <w:p>
-            <w:pPr>
-              <w:spacing w:after="60"/>
-            </w:pPr>
-            <w:r>
-              <w:rPr>
-                <w:sz w:val="20"/>
-                <w:szCs w:val="20"/>
-              </w:rPr>
-              <w:t xml:space="preserve">• Social media automation, team training</w:t>
+              <w:t xml:space="preserve">• Social media automation and team training in AI tools</w:t>
             </w:r>
           </w:p>
           <w:p>
@@ -809,27 +797,6 @@
                 <w:szCs w:val="19"/>
               </w:rPr>
               <w:t xml:space="preserve"> — YT/IG/FB channels run on my own automated content studio: long-form video and Reels, carousels, ebook — full reach and engagement metrics available on request</w:t>
-            </w:r>
-          </w:p>
-          <w:p>
-            <w:pPr>
-              <w:spacing w:after="60"/>
-            </w:pPr>
-            <w:r>
-              <w:rPr>
-                <w:b/>
-                <w:bCs/>
-                <w:sz w:val="20"/>
-                <w:szCs w:val="20"/>
-              </w:rPr>
-              <w:t xml:space="preserve">Asistel</w:t>
-            </w:r>
-            <w:r>
-              <w:rPr>
-                <w:sz w:val="19"/>
-                <w:szCs w:val="19"/>
-              </w:rPr>
-              <w:t xml:space="preserve"> — AI platform for pharmacies and multi-branch companies, co-created in a 3-person team: AI voice agent handling calls, PWA with speech-to-text notes, team &amp; process management panel</w:t>
             </w:r>
           </w:p>
           <w:p>

--- a/public/cv/Maciej_Sufa_CV_EN.docx
+++ b/public/cv/Maciej_Sufa_CV_EN.docx
@@ -174,7 +174,7 @@
                 <w:sz w:val="18"/>
                 <w:szCs w:val="18"/>
               </w:rPr>
-              <w:t xml:space="preserve">Łódź, ul. Milionowa 243, Poland</w:t>
+              <w:t xml:space="preserve">Remote (PL / EU)</w:t>
             </w:r>
           </w:p>
           <w:p>
@@ -536,7 +536,7 @@
                 <w:sz w:val="20"/>
                 <w:szCs w:val="20"/>
               </w:rPr>
-              <w:t xml:space="preserve">I create social media content end-to-end: scripts and copy editing, video (CapCut Pro, DaVinci Resolve, ffmpeg), graphics and thumbnails (Canva, GPT-Image), and a content calendar driven by trends and analytics. I run my own channels (YT/IG/FB) on a custom automated pipeline with AI agents — case study: Metoda Sufy. Technical backbone: automations (n8n, Python, APIs) and web apps. 17 years as a professional actor — incl. a lead role in the crime series "Gliniarze" (Polsat) — fully at ease on mic and lens. Co-founder of Tercet Labs. Open to employment or B2B — registered sole proprietorship. Remote · PL/EU.</w:t>
+              <w:t xml:space="preserve">I create social media content end-to-end: scripts and copy editing, video (CapCut Pro, DaVinci Resolve, ffmpeg), graphics and thumbnails (Canva, GPT-Image), and a content calendar driven by trends and analytics. I run my own channels (YT/IG/FB) on a custom automated pipeline with AI agents — case study: Metoda Sufy. Technical backbone: automations (n8n, Python, APIs) and web apps. 17 years as a professional actor — incl. a lead role in the crime series "Gliniarze" (Polsat) — fully at ease on mic and lens. Owner of LEV, shareholder in Tercet Labs. Open to employment or B2B — registered sole proprietorship. Remote · PL/EU.</w:t>
             </w:r>
           </w:p>
           <w:p>
@@ -566,7 +566,7 @@
                 <w:sz w:val="22"/>
                 <w:szCs w:val="22"/>
               </w:rPr>
-              <w:t xml:space="preserve">Co-founder · Tercet Labs sp. z o.o.</w:t>
+              <w:t xml:space="preserve">Shareholder · Tercet Labs sp. z o.o.</w:t>
             </w:r>
             <w:r>
               <w:rPr>
